--- a/use-cases/samyakpshetty/home-inspection-report/templates/repair_priority.docx
+++ b/use-cases/samyakpshetty/home-inspection-report/templates/repair_priority.docx
@@ -4,315 +4,846 @@
   <w:body>
     <w:p>
       <w:pPr>
+        <w:spacing w:after="60"/>
         <w:jc w:val="center"/>
       </w:pPr>
       <w:r>
         <w:rPr>
+          <w:rFonts w:ascii="Georgia" w:hAnsi="Georgia"/>
           <w:b/>
-          <w:sz w:val="36"/>
+          <w:color w:val="111318"/>
+          <w:sz w:val="46"/>
+          <w:spacing w:val="20"/>
         </w:rPr>
         <w:t>[firm name]</w:t>
       </w:r>
     </w:p>
     <w:p>
       <w:pPr>
+        <w:spacing w:after="200"/>
         <w:jc w:val="center"/>
+        <w:pBdr>
+          <w:bottom w:val="single" w:sz="18" w:space="10" w:color="111318"/>
+        </w:pBdr>
       </w:pPr>
       <w:r>
         <w:rPr>
-          <w:color w:val="555555"/>
-          <w:sz w:val="22"/>
+          <w:rFonts w:ascii="Helvetica Neue" w:hAnsi="Helvetica Neue"/>
+          <w:color w:val="7A7F87"/>
+          <w:sz w:val="16"/>
+          <w:smallCaps w:val="1"/>
+          <w:spacing w:val="60"/>
         </w:rPr>
-        <w:t>REPAIR PRIORITY LIST</w:t>
+        <w:t>Repair Priority List</w:t>
       </w:r>
     </w:p>
     <w:p>
+      <w:pPr>
+        <w:tabs>
+          <w:tab w:pos="2304" w:val="left"/>
+        </w:tabs>
+        <w:spacing w:after="20"/>
+      </w:pPr>
       <w:r>
         <w:rPr>
-          <w:color w:val="C0C0C0"/>
-          <w:sz w:val="16"/>
+          <w:rFonts w:ascii="Helvetica Neue" w:hAnsi="Helvetica Neue"/>
+          <w:color w:val="7A7F87"/>
+          <w:sz w:val="15"/>
+          <w:smallCaps w:val="1"/>
+          <w:spacing w:val="25"/>
         </w:rPr>
-        <w:t>__________________________________________________________________</w:t>
+        <w:t>Property</w:t>
       </w:r>
-    </w:p>
-    <w:p>
+      <w:r>
+        <w:tab/>
+      </w:r>
       <w:r>
         <w:rPr>
-          <w:b/>
+          <w:rFonts w:ascii="Georgia" w:hAnsi="Georgia"/>
+          <w:color w:val="111318"/>
+          <w:sz w:val="21"/>
         </w:rPr>
-        <w:t xml:space="preserve">Property: </w:t>
-      </w:r>
-      <w:r>
         <w:t>[property address]</w:t>
       </w:r>
     </w:p>
     <w:p>
+      <w:pPr>
+        <w:tabs>
+          <w:tab w:pos="2304" w:val="left"/>
+        </w:tabs>
+        <w:spacing w:after="20"/>
+      </w:pPr>
       <w:r>
         <w:rPr>
-          <w:b/>
+          <w:rFonts w:ascii="Helvetica Neue" w:hAnsi="Helvetica Neue"/>
+          <w:color w:val="7A7F87"/>
+          <w:sz w:val="15"/>
+          <w:smallCaps w:val="1"/>
+          <w:spacing w:val="25"/>
         </w:rPr>
-        <w:t xml:space="preserve">Inspected by: </w:t>
+        <w:t>Inspected by</w:t>
       </w:r>
       <w:r>
+        <w:tab/>
+      </w:r>
+      <w:r>
+        <w:rPr>
+          <w:rFonts w:ascii="Georgia" w:hAnsi="Georgia"/>
+          <w:color w:val="111318"/>
+          <w:sz w:val="21"/>
+        </w:rPr>
         <w:t>[inspector]</w:t>
       </w:r>
     </w:p>
     <w:p>
+      <w:pPr>
+        <w:tabs>
+          <w:tab w:pos="2304" w:val="left"/>
+        </w:tabs>
+        <w:spacing w:after="80"/>
+      </w:pPr>
       <w:r>
         <w:rPr>
-          <w:b/>
+          <w:rFonts w:ascii="Helvetica Neue" w:hAnsi="Helvetica Neue"/>
+          <w:color w:val="7A7F87"/>
+          <w:sz w:val="15"/>
+          <w:smallCaps w:val="1"/>
+          <w:spacing w:val="25"/>
         </w:rPr>
-        <w:t xml:space="preserve">Date of inspection: </w:t>
+        <w:t>Date of inspection</w:t>
       </w:r>
       <w:r>
+        <w:tab/>
+      </w:r>
+      <w:r>
+        <w:rPr>
+          <w:rFonts w:ascii="Georgia" w:hAnsi="Georgia"/>
+          <w:color w:val="111318"/>
+          <w:sz w:val="21"/>
+        </w:rPr>
         <w:t>[date of inspection]</w:t>
       </w:r>
     </w:p>
     <w:p>
       <w:pPr>
         <w:pStyle w:val="Heading1"/>
+        <w:spacing w:before="400" w:after="140"/>
+        <w:pBdr>
+          <w:bottom w:val="single" w:sz="6" w:space="6" w:color="C9C6BC"/>
+        </w:pBdr>
+        <w:keepNext w:val="1"/>
       </w:pPr>
       <w:r>
+        <w:rPr>
+          <w:rFonts w:ascii="Georgia" w:hAnsi="Georgia"/>
+          <w:b/>
+          <w:caps w:val="0"/>
+          <w:color w:val="111318"/>
+          <w:sz w:val="28"/>
+        </w:rPr>
         <w:t>What this list is</w:t>
       </w:r>
     </w:p>
     <w:p>
+      <w:pPr>
+        <w:spacing w:after="140"/>
+      </w:pPr>
       <w:r>
+        <w:rPr>
+          <w:rFonts w:ascii="Georgia" w:hAnsi="Georgia"/>
+          <w:color w:val="4A4F57"/>
+          <w:sz w:val="20"/>
+        </w:rPr>
         <w:t>This report records what was observed at the property on the date of the inspection. It is a visual examination of the systems listed below and is not a certification, warranty or guarantee of the condition of the property. Where an item is recommended for further evaluation, that means a qualified specialist should look at it before you rely on it.</w:t>
       </w:r>
     </w:p>
     <w:p>
+      <w:pPr>
+        <w:spacing w:after="140"/>
+      </w:pPr>
       <w:r>
+        <w:rPr>
+          <w:rFonts w:ascii="Georgia" w:hAnsi="Georgia"/>
+          <w:color w:val="7A7F87"/>
+          <w:sz w:val="19"/>
+        </w:rPr>
         <w:t>This list carries the same findings as the full report, ordered so the items that warrant the soonest attention appear first under each system. It is intended for taking to contractors for quotes. It carries no photographs; the full report does.</w:t>
       </w:r>
     </w:p>
     <w:p>
       <w:pPr>
         <w:pStyle w:val="Heading1"/>
+        <w:spacing w:before="400" w:after="140"/>
+        <w:pBdr>
+          <w:bottom w:val="single" w:sz="6" w:space="6" w:color="C9C6BC"/>
+        </w:pBdr>
+        <w:keepNext w:val="1"/>
       </w:pPr>
       <w:r>
+        <w:rPr>
+          <w:rFonts w:ascii="Georgia" w:hAnsi="Georgia"/>
+          <w:b/>
+          <w:caps w:val="0"/>
+          <w:color w:val="111318"/>
+          <w:sz w:val="28"/>
+        </w:rPr>
         <w:t>Severity labels used in this report</w:t>
       </w:r>
     </w:p>
     <w:p>
       <w:pPr>
-        <w:pStyle w:val="ListBullet"/>
+        <w:spacing w:after="100"/>
+        <w:ind w:left="29"/>
       </w:pPr>
       <w:r>
         <w:rPr>
-          <w:b/>
+          <w:rFonts w:ascii="Helvetica Neue" w:hAnsi="Helvetica Neue"/>
+          <w:color w:val="B23A2E"/>
+          <w:sz w:val="22"/>
         </w:rPr>
-        <w:t xml:space="preserve">Recommend prompt evaluation — </w:t>
+        <w:t>■</w:t>
       </w:r>
       <w:r>
+        <w:rPr>
+          <w:sz w:val="20"/>
+        </w:rPr>
+        <w:t xml:space="preserve">   </w:t>
+      </w:r>
+      <w:r>
+        <w:rPr>
+          <w:rFonts w:ascii="Helvetica Neue" w:hAnsi="Helvetica Neue"/>
+          <w:b/>
+          <w:color w:val="111318"/>
+          <w:sz w:val="17"/>
+          <w:spacing w:val="12"/>
+        </w:rPr>
+        <w:t>Recommend prompt evaluation</w:t>
+      </w:r>
+      <w:r>
+        <w:rPr>
+          <w:sz w:val="20"/>
+        </w:rPr>
+        <w:t xml:space="preserve">   </w:t>
+      </w:r>
+      <w:r>
+        <w:rPr>
+          <w:rFonts w:ascii="Georgia" w:hAnsi="Georgia"/>
+          <w:color w:val="4A4F57"/>
+          <w:sz w:val="19"/>
+        </w:rPr>
         <w:t>An observation a qualified specialist should look at before closing.</w:t>
       </w:r>
     </w:p>
     <w:p>
       <w:pPr>
-        <w:pStyle w:val="ListBullet"/>
+        <w:spacing w:after="100"/>
+        <w:ind w:left="29"/>
       </w:pPr>
       <w:r>
         <w:rPr>
-          <w:b/>
+          <w:rFonts w:ascii="Helvetica Neue" w:hAnsi="Helvetica Neue"/>
+          <w:color w:val="C4682B"/>
+          <w:sz w:val="22"/>
         </w:rPr>
-        <w:t xml:space="preserve">Recommend evaluation — </w:t>
+        <w:t>■</w:t>
       </w:r>
       <w:r>
+        <w:rPr>
+          <w:sz w:val="20"/>
+        </w:rPr>
+        <w:t xml:space="preserve">   </w:t>
+      </w:r>
+      <w:r>
+        <w:rPr>
+          <w:rFonts w:ascii="Helvetica Neue" w:hAnsi="Helvetica Neue"/>
+          <w:b/>
+          <w:color w:val="111318"/>
+          <w:sz w:val="17"/>
+          <w:spacing w:val="12"/>
+        </w:rPr>
+        <w:t>Recommend evaluation</w:t>
+      </w:r>
+      <w:r>
+        <w:rPr>
+          <w:sz w:val="20"/>
+        </w:rPr>
+        <w:t xml:space="preserve">   </w:t>
+      </w:r>
+      <w:r>
+        <w:rPr>
+          <w:rFonts w:ascii="Georgia" w:hAnsi="Georgia"/>
+          <w:color w:val="4A4F57"/>
+          <w:sz w:val="19"/>
+        </w:rPr>
         <w:t>An observation that warrants evaluation and likely repair.</w:t>
       </w:r>
     </w:p>
     <w:p>
       <w:pPr>
-        <w:pStyle w:val="ListBullet"/>
+        <w:spacing w:after="100"/>
+        <w:ind w:left="29"/>
       </w:pPr>
       <w:r>
         <w:rPr>
-          <w:b/>
+          <w:rFonts w:ascii="Helvetica Neue" w:hAnsi="Helvetica Neue"/>
+          <w:color w:val="B08A2E"/>
+          <w:sz w:val="22"/>
         </w:rPr>
-        <w:t xml:space="preserve">Recommend maintenance — </w:t>
+        <w:t>■</w:t>
       </w:r>
       <w:r>
+        <w:rPr>
+          <w:sz w:val="20"/>
+        </w:rPr>
+        <w:t xml:space="preserve">   </w:t>
+      </w:r>
+      <w:r>
+        <w:rPr>
+          <w:rFonts w:ascii="Helvetica Neue" w:hAnsi="Helvetica Neue"/>
+          <w:b/>
+          <w:color w:val="111318"/>
+          <w:sz w:val="17"/>
+          <w:spacing w:val="12"/>
+        </w:rPr>
+        <w:t>Recommend maintenance</w:t>
+      </w:r>
+      <w:r>
+        <w:rPr>
+          <w:sz w:val="20"/>
+        </w:rPr>
+        <w:t xml:space="preserve">   </w:t>
+      </w:r>
+      <w:r>
+        <w:rPr>
+          <w:rFonts w:ascii="Georgia" w:hAnsi="Georgia"/>
+          <w:color w:val="4A4F57"/>
+          <w:sz w:val="19"/>
+        </w:rPr>
         <w:t>Routine upkeep, the kind of thing an owner schedules rather than reacts to.</w:t>
       </w:r>
     </w:p>
     <w:p>
       <w:pPr>
-        <w:pStyle w:val="ListBullet"/>
+        <w:spacing w:after="100"/>
+        <w:ind w:left="29"/>
       </w:pPr>
       <w:r>
         <w:rPr>
-          <w:b/>
+          <w:rFonts w:ascii="Helvetica Neue" w:hAnsi="Helvetica Neue"/>
+          <w:color w:val="4A7A9B"/>
+          <w:sz w:val="22"/>
         </w:rPr>
-        <w:t xml:space="preserve">Monitor — </w:t>
+        <w:t>■</w:t>
       </w:r>
       <w:r>
+        <w:rPr>
+          <w:sz w:val="20"/>
+        </w:rPr>
+        <w:t xml:space="preserve">   </w:t>
+      </w:r>
+      <w:r>
+        <w:rPr>
+          <w:rFonts w:ascii="Helvetica Neue" w:hAnsi="Helvetica Neue"/>
+          <w:b/>
+          <w:color w:val="111318"/>
+          <w:sz w:val="17"/>
+          <w:spacing w:val="12"/>
+        </w:rPr>
+        <w:t>Monitor</w:t>
+      </w:r>
+      <w:r>
+        <w:rPr>
+          <w:sz w:val="20"/>
+        </w:rPr>
+        <w:t xml:space="preserve">   </w:t>
+      </w:r>
+      <w:r>
+        <w:rPr>
+          <w:rFonts w:ascii="Georgia" w:hAnsi="Georgia"/>
+          <w:color w:val="4A4F57"/>
+          <w:sz w:val="19"/>
+        </w:rPr>
         <w:t>Worth keeping an eye on, with no action recommended today.</w:t>
       </w:r>
     </w:p>
     <w:p>
       <w:pPr>
-        <w:pStyle w:val="ListBullet"/>
+        <w:spacing w:after="100"/>
+        <w:ind w:left="29"/>
       </w:pPr>
       <w:r>
         <w:rPr>
-          <w:b/>
+          <w:rFonts w:ascii="Helvetica Neue" w:hAnsi="Helvetica Neue"/>
+          <w:color w:val="6B7280"/>
+          <w:sz w:val="22"/>
         </w:rPr>
-        <w:t xml:space="preserve">Noted for the record — </w:t>
+        <w:t>■</w:t>
       </w:r>
       <w:r>
+        <w:rPr>
+          <w:sz w:val="20"/>
+        </w:rPr>
+        <w:t xml:space="preserve">   </w:t>
+      </w:r>
+      <w:r>
+        <w:rPr>
+          <w:rFonts w:ascii="Helvetica Neue" w:hAnsi="Helvetica Neue"/>
+          <w:b/>
+          <w:color w:val="111318"/>
+          <w:sz w:val="17"/>
+          <w:spacing w:val="12"/>
+        </w:rPr>
+        <w:t>Noted for the record</w:t>
+      </w:r>
+      <w:r>
+        <w:rPr>
+          <w:sz w:val="20"/>
+        </w:rPr>
+        <w:t xml:space="preserve">   </w:t>
+      </w:r>
+      <w:r>
+        <w:rPr>
+          <w:rFonts w:ascii="Georgia" w:hAnsi="Georgia"/>
+          <w:color w:val="4A4F57"/>
+          <w:sz w:val="19"/>
+        </w:rPr>
         <w:t>Recorded so the file is complete. No action recommended.</w:t>
       </w:r>
     </w:p>
     <w:p>
       <w:pPr>
         <w:pStyle w:val="Heading1"/>
+        <w:spacing w:before="400" w:after="140"/>
+        <w:pBdr>
+          <w:bottom w:val="single" w:sz="6" w:space="6" w:color="C9C6BC"/>
+        </w:pBdr>
+        <w:keepNext w:val="1"/>
       </w:pPr>
       <w:r>
+        <w:rPr>
+          <w:rFonts w:ascii="Georgia" w:hAnsi="Georgia"/>
+          <w:b/>
+          <w:caps w:val="0"/>
+          <w:color w:val="111318"/>
+          <w:sz w:val="28"/>
+        </w:rPr>
         <w:t>How each finding is recorded</w:t>
       </w:r>
     </w:p>
     <w:p>
+      <w:pPr>
+        <w:spacing w:after="140"/>
+      </w:pPr>
       <w:r>
+        <w:rPr>
+          <w:rFonts w:ascii="Georgia" w:hAnsi="Georgia"/>
+          <w:color w:val="7A7F87"/>
+          <w:sz w:val="19"/>
+        </w:rPr>
         <w:t>This section shows the shape every finding below takes. It is part of the format, not part of a finished report, and it is removed when a report is produced.</w:t>
       </w:r>
     </w:p>
     <w:p>
+      <w:pPr>
+        <w:spacing w:before="120" w:after="60"/>
+        <w:pBdr>
+          <w:top w:val="single" w:sz="4" w:space="8" w:color="C9C6BC"/>
+        </w:pBdr>
+      </w:pPr>
       <w:r>
         <w:rPr>
+          <w:rFonts w:ascii="Helvetica Neue" w:hAnsi="Helvetica Neue"/>
           <w:b/>
+          <w:color w:val="4A4F57"/>
+          <w:sz w:val="17"/>
+          <w:spacing w:val="12"/>
         </w:rPr>
-        <w:t>[severity label]: [location]</w:t>
+        <w:t>[severity label]</w:t>
+      </w:r>
+      <w:r>
+        <w:rPr>
+          <w:sz w:val="16"/>
+        </w:rPr>
+        <w:t xml:space="preserve">   </w:t>
+      </w:r>
+      <w:r>
+        <w:rPr>
+          <w:rFonts w:ascii="Georgia" w:hAnsi="Georgia"/>
+          <w:b/>
+          <w:color w:val="111318"/>
+          <w:sz w:val="22"/>
+        </w:rPr>
+        <w:t>[location]</w:t>
       </w:r>
     </w:p>
     <w:p>
+      <w:pPr>
+        <w:spacing w:after="80"/>
+      </w:pPr>
       <w:r>
+        <w:rPr>
+          <w:rFonts w:ascii="Georgia" w:hAnsi="Georgia"/>
+          <w:color w:val="111318"/>
+          <w:sz w:val="20"/>
+        </w:rPr>
         <w:t>[observation]</w:t>
       </w:r>
     </w:p>
     <w:p>
+      <w:pPr>
+        <w:spacing w:after="120"/>
+      </w:pPr>
       <w:r>
         <w:rPr>
+          <w:rFonts w:ascii="Helvetica Neue" w:hAnsi="Helvetica Neue"/>
           <w:b/>
+          <w:color w:val="7A7F87"/>
+          <w:sz w:val="15"/>
+          <w:smallCaps w:val="1"/>
+          <w:spacing w:val="25"/>
         </w:rPr>
-        <w:t xml:space="preserve">Recommended next step: </w:t>
+        <w:t xml:space="preserve">Recommended next step   </w:t>
       </w:r>
       <w:r>
+        <w:rPr>
+          <w:rFonts w:ascii="Georgia" w:hAnsi="Georgia"/>
+          <w:color w:val="4A4F57"/>
+          <w:sz w:val="20"/>
+        </w:rPr>
         <w:t>[recommendation]</w:t>
       </w:r>
     </w:p>
     <w:p>
       <w:pPr>
         <w:pStyle w:val="Heading1"/>
+        <w:spacing w:before="400" w:after="140"/>
+        <w:pBdr>
+          <w:bottom w:val="single" w:sz="6" w:space="6" w:color="C9C6BC"/>
+        </w:pBdr>
+        <w:keepNext w:val="1"/>
       </w:pPr>
       <w:r>
+        <w:rPr>
+          <w:rFonts w:ascii="Georgia" w:hAnsi="Georgia"/>
+          <w:b/>
+          <w:caps w:val="0"/>
+          <w:color w:val="111318"/>
+          <w:sz w:val="28"/>
+        </w:rPr>
         <w:t>Systems covered</w:t>
       </w:r>
     </w:p>
     <w:p>
+      <w:pPr>
+        <w:spacing w:after="140"/>
+      </w:pPr>
       <w:r>
+        <w:rPr>
+          <w:rFonts w:ascii="Georgia" w:hAnsi="Georgia"/>
+          <w:color w:val="4A4F57"/>
+          <w:sz w:val="20"/>
+        </w:rPr>
         <w:t>[systems inspected]</w:t>
       </w:r>
     </w:p>
     <w:p>
       <w:pPr>
         <w:pStyle w:val="Heading1"/>
+        <w:spacing w:before="400" w:after="140"/>
+        <w:pBdr>
+          <w:bottom w:val="single" w:sz="6" w:space="6" w:color="C9C6BC"/>
+        </w:pBdr>
+        <w:keepNext w:val="1"/>
       </w:pPr>
       <w:r>
+        <w:rPr>
+          <w:rFonts w:ascii="Georgia" w:hAnsi="Georgia"/>
+          <w:b/>
+          <w:caps w:val="0"/>
+          <w:color w:val="111318"/>
+          <w:sz w:val="28"/>
+        </w:rPr>
         <w:t>Roof</w:t>
       </w:r>
     </w:p>
     <w:p>
+      <w:pPr>
+        <w:spacing w:after="140"/>
+      </w:pPr>
       <w:r>
+        <w:rPr>
+          <w:rFonts w:ascii="Georgia" w:hAnsi="Georgia"/>
+          <w:color w:val="111318"/>
+          <w:sz w:val="20"/>
+        </w:rPr>
         <w:t>[findings]</w:t>
       </w:r>
     </w:p>
     <w:p>
       <w:pPr>
         <w:pStyle w:val="Heading1"/>
+        <w:spacing w:before="400" w:after="140"/>
+        <w:pBdr>
+          <w:bottom w:val="single" w:sz="6" w:space="6" w:color="C9C6BC"/>
+        </w:pBdr>
+        <w:keepNext w:val="1"/>
       </w:pPr>
       <w:r>
+        <w:rPr>
+          <w:rFonts w:ascii="Georgia" w:hAnsi="Georgia"/>
+          <w:b/>
+          <w:caps w:val="0"/>
+          <w:color w:val="111318"/>
+          <w:sz w:val="28"/>
+        </w:rPr>
         <w:t>Electrical</w:t>
       </w:r>
     </w:p>
     <w:p>
+      <w:pPr>
+        <w:spacing w:after="140"/>
+      </w:pPr>
       <w:r>
+        <w:rPr>
+          <w:rFonts w:ascii="Georgia" w:hAnsi="Georgia"/>
+          <w:color w:val="111318"/>
+          <w:sz w:val="20"/>
+        </w:rPr>
         <w:t>[findings]</w:t>
       </w:r>
     </w:p>
     <w:p>
       <w:pPr>
         <w:pStyle w:val="Heading1"/>
+        <w:spacing w:before="400" w:after="140"/>
+        <w:pBdr>
+          <w:bottom w:val="single" w:sz="6" w:space="6" w:color="C9C6BC"/>
+        </w:pBdr>
+        <w:keepNext w:val="1"/>
       </w:pPr>
       <w:r>
+        <w:rPr>
+          <w:rFonts w:ascii="Georgia" w:hAnsi="Georgia"/>
+          <w:b/>
+          <w:caps w:val="0"/>
+          <w:color w:val="111318"/>
+          <w:sz w:val="28"/>
+        </w:rPr>
         <w:t>Plumbing</w:t>
       </w:r>
     </w:p>
     <w:p>
+      <w:pPr>
+        <w:spacing w:after="140"/>
+      </w:pPr>
       <w:r>
+        <w:rPr>
+          <w:rFonts w:ascii="Georgia" w:hAnsi="Georgia"/>
+          <w:color w:val="111318"/>
+          <w:sz w:val="20"/>
+        </w:rPr>
         <w:t>[findings]</w:t>
       </w:r>
     </w:p>
     <w:p>
       <w:pPr>
         <w:pStyle w:val="Heading1"/>
+        <w:spacing w:before="400" w:after="140"/>
+        <w:pBdr>
+          <w:bottom w:val="single" w:sz="6" w:space="6" w:color="C9C6BC"/>
+        </w:pBdr>
+        <w:keepNext w:val="1"/>
       </w:pPr>
       <w:r>
+        <w:rPr>
+          <w:rFonts w:ascii="Georgia" w:hAnsi="Georgia"/>
+          <w:b/>
+          <w:caps w:val="0"/>
+          <w:color w:val="111318"/>
+          <w:sz w:val="28"/>
+        </w:rPr>
         <w:t>Heating &amp; Cooling</w:t>
       </w:r>
     </w:p>
     <w:p>
+      <w:pPr>
+        <w:spacing w:after="140"/>
+      </w:pPr>
       <w:r>
+        <w:rPr>
+          <w:rFonts w:ascii="Georgia" w:hAnsi="Georgia"/>
+          <w:color w:val="111318"/>
+          <w:sz w:val="20"/>
+        </w:rPr>
         <w:t>[findings]</w:t>
       </w:r>
     </w:p>
     <w:p>
       <w:pPr>
         <w:pStyle w:val="Heading1"/>
+        <w:spacing w:before="400" w:after="140"/>
+        <w:pBdr>
+          <w:bottom w:val="single" w:sz="6" w:space="6" w:color="C9C6BC"/>
+        </w:pBdr>
+        <w:keepNext w:val="1"/>
       </w:pPr>
       <w:r>
+        <w:rPr>
+          <w:rFonts w:ascii="Georgia" w:hAnsi="Georgia"/>
+          <w:b/>
+          <w:caps w:val="0"/>
+          <w:color w:val="111318"/>
+          <w:sz w:val="28"/>
+        </w:rPr>
         <w:t>Structure</w:t>
       </w:r>
     </w:p>
     <w:p>
+      <w:pPr>
+        <w:spacing w:after="140"/>
+      </w:pPr>
       <w:r>
+        <w:rPr>
+          <w:rFonts w:ascii="Georgia" w:hAnsi="Georgia"/>
+          <w:color w:val="111318"/>
+          <w:sz w:val="20"/>
+        </w:rPr>
         <w:t>[findings]</w:t>
       </w:r>
     </w:p>
     <w:p>
       <w:pPr>
         <w:pStyle w:val="Heading1"/>
+        <w:spacing w:before="400" w:after="140"/>
+        <w:pBdr>
+          <w:bottom w:val="single" w:sz="6" w:space="6" w:color="C9C6BC"/>
+        </w:pBdr>
+        <w:keepNext w:val="1"/>
       </w:pPr>
       <w:r>
+        <w:rPr>
+          <w:rFonts w:ascii="Georgia" w:hAnsi="Georgia"/>
+          <w:b/>
+          <w:caps w:val="0"/>
+          <w:color w:val="111318"/>
+          <w:sz w:val="28"/>
+        </w:rPr>
         <w:t>Exterior &amp; Grounds</w:t>
       </w:r>
     </w:p>
     <w:p>
+      <w:pPr>
+        <w:spacing w:after="140"/>
+      </w:pPr>
       <w:r>
+        <w:rPr>
+          <w:rFonts w:ascii="Georgia" w:hAnsi="Georgia"/>
+          <w:color w:val="111318"/>
+          <w:sz w:val="20"/>
+        </w:rPr>
         <w:t>[findings]</w:t>
       </w:r>
     </w:p>
     <w:p>
       <w:pPr>
         <w:pStyle w:val="Heading1"/>
+        <w:spacing w:before="400" w:after="140"/>
+        <w:pBdr>
+          <w:bottom w:val="single" w:sz="6" w:space="6" w:color="C9C6BC"/>
+        </w:pBdr>
+        <w:keepNext w:val="1"/>
       </w:pPr>
       <w:r>
+        <w:rPr>
+          <w:rFonts w:ascii="Georgia" w:hAnsi="Georgia"/>
+          <w:b/>
+          <w:caps w:val="0"/>
+          <w:color w:val="111318"/>
+          <w:sz w:val="28"/>
+        </w:rPr>
         <w:t>Scope and limits</w:t>
       </w:r>
     </w:p>
     <w:p>
+      <w:pPr>
+        <w:spacing w:after="140"/>
+      </w:pPr>
       <w:r>
+        <w:rPr>
+          <w:rFonts w:ascii="Georgia" w:hAnsi="Georgia"/>
+          <w:color w:val="7A7F87"/>
+          <w:sz w:val="19"/>
+        </w:rPr>
         <w:t>Only areas that were visible and safely accessible on the day were examined. Anything concealed by finishes, stored belongings, insulation or weather was not inspected, and nothing in this report should be read as a statement about those areas. Conditions at a property change, and this report describes one day.</w:t>
       </w:r>
     </w:p>
     <w:sectPr>
+      <w:footerReference w:type="default" r:id="rId9"/>
       <w:pgSz w:w="12240" w:h="15840"/>
-      <w:pgMar w:top="1440" w:right="1800" w:bottom="1440" w:left="1800" w:header="720" w:footer="720" w:gutter="0"/>
+      <w:pgMar w:top="1296" w:right="1440" w:bottom="1224" w:left="1440" w:header="720" w:footer="720" w:gutter="0"/>
       <w:cols w:space="720"/>
       <w:docGrid w:linePitch="360"/>
     </w:sectPr>
   </w:body>
 </w:document>
+</file>
+
+<file path=word/footer1.xml><?xml version="1.0" encoding="utf-8"?>
+<w:ftr xmlns:m="http://schemas.openxmlformats.org/officeDocument/2006/math" xmlns:mc="http://schemas.openxmlformats.org/markup-compatibility/2006" xmlns:mo="http://schemas.microsoft.com/office/mac/office/2008/main" xmlns:mv="urn:schemas-microsoft-com:mac:vml" xmlns:o="urn:schemas-microsoft-com:office:office" xmlns:r="http://schemas.openxmlformats.org/officeDocument/2006/relationships" xmlns:v="urn:schemas-microsoft-com:vml" xmlns:w10="urn:schemas-microsoft-com:office:word" xmlns:w14="http://schemas.microsoft.com/office/word/2010/wordml" xmlns:w="http://schemas.openxmlformats.org/wordprocessingml/2006/main" xmlns:wne="http://schemas.microsoft.com/office/word/2006/wordml" xmlns:wp14="http://schemas.microsoft.com/office/word/2010/wordprocessingDrawing" xmlns:wp="http://schemas.openxmlformats.org/drawingml/2006/wordprocessingDrawing" xmlns:wpc="http://schemas.microsoft.com/office/word/2010/wordprocessingCanvas" xmlns:wpg="http://schemas.microsoft.com/office/word/2010/wordprocessingGroup" xmlns:wpi="http://schemas.microsoft.com/office/word/2010/wordprocessingInk" xmlns:wps="http://schemas.microsoft.com/office/word/2010/wordprocessingShape" mc:Ignorable="w14 wp14">
+  <w:p>
+    <w:pPr>
+      <w:pStyle w:val="Footer"/>
+      <w:pBdr>
+        <w:top w:val="single" w:sz="4" w:space="6" w:color="C9C6BC"/>
+      </w:pBdr>
+    </w:pPr>
+    <w:r/>
+    <w:r>
+      <w:rPr>
+        <w:color w:val="7A7F87"/>
+        <w:sz w:val="15"/>
+        <w:smallCaps w:val="1"/>
+        <w:spacing w:val="20"/>
+      </w:rPr>
+      <w:t>[property address]</w:t>
+    </w:r>
+    <w:r>
+      <w:tab/>
+    </w:r>
+    <w:r>
+      <w:rPr>
+        <w:color w:val="7A7F87"/>
+        <w:sz w:val="15"/>
+      </w:rPr>
+      <w:t xml:space="preserve">Page </w:t>
+    </w:r>
+    <w:r>
+      <w:fldChar w:fldCharType="begin"/>
+    </w:r>
+    <w:r>
+      <w:instrText xml:space="preserve">PAGE</w:instrText>
+    </w:r>
+    <w:r>
+      <w:fldChar w:fldCharType="end"/>
+    </w:r>
+    <w:r>
+      <w:rPr>
+        <w:color w:val="7A7F87"/>
+        <w:sz w:val="15"/>
+      </w:rPr>
+      <w:t xml:space="preserve"> of </w:t>
+    </w:r>
+    <w:r>
+      <w:fldChar w:fldCharType="begin"/>
+    </w:r>
+    <w:r>
+      <w:instrText xml:space="preserve">NUMPAGES</w:instrText>
+    </w:r>
+    <w:r>
+      <w:fldChar w:fldCharType="end"/>
+    </w:r>
+  </w:p>
+</w:ftr>
 </file>
 
 <file path=word/numbering.xml><?xml version="1.0" encoding="utf-8"?>
@@ -678,9 +1209,13 @@
     <w:name w:val="Normal"/>
     <w:qFormat/>
     <w:rsid w:val="00FC693F"/>
+    <w:pPr>
+      <w:spacing w:after="120" w:line="283" w:lineRule="auto"/>
+    </w:pPr>
     <w:rPr>
-      <w:rFonts w:ascii="Calibri" w:hAnsi="Calibri"/>
-      <w:sz w:val="21"/>
+      <w:rFonts w:ascii="Georgia" w:hAnsi="Georgia"/>
+      <w:color w:val="111318"/>
+      <w:sz w:val="20"/>
     </w:rPr>
   </w:style>
   <w:style w:type="paragraph" w:styleId="Header">
